--- a/resources/systems/procedures/schoolwide/02-dismissal.docx
+++ b/resources/systems/procedures/schoolwide/02-dismissal.docx
@@ -961,7 +961,7 @@
                 <w:szCs w:val="19"/>
                 <w:rtl w:val="0"/>
               </w:rPr>
-              <w:t xml:space="preserve">Confirms pencils/computers stay on the desk.</w:t>
+              <w:t xml:space="preserve">Confirms pencils stay on the desk and Chromebooks go into their numbered cart spots as students leave.</w:t>
             </w:r>
             <w:r>
               <w:rPr>
@@ -994,7 +994,7 @@
                 <w:szCs w:val="19"/>
                 <w:rtl w:val="0"/>
               </w:rPr>
-              <w:t xml:space="preserve">Walkers stand, gather belongings, leave computer and pencil on the desk, walk out. No lining up at the door, any grade.</w:t>
+              <w:t xml:space="preserve">Walkers stand, gather belongings, plug their Chromebook into their numbered spot in the charging cart (the same number as their workbook), leave their pencil on the desk, and walk out. No lining up at the door, any grade.</w:t>
             </w:r>
             <w:r>
               <w:rPr>
@@ -1171,7 +1171,7 @@
                 <w:szCs w:val="19"/>
                 <w:rtl w:val="0"/>
               </w:rPr>
-              <w:t xml:space="preserve">Escorts students to buses (6–8, then 3–5, then K–2, in that order).</w:t>
+              <w:t xml:space="preserve">Escorts students to buses (K–2 at 2:17, then 3–5 at 2:20, then 6–8 at 2:23, in that order).</w:t>
             </w:r>
             <w:r>
               <w:rPr>
@@ -1276,7 +1276,7 @@
                 <w:szCs w:val="19"/>
                 <w:rtl w:val="0"/>
               </w:rPr>
-              <w:t xml:space="preserve">Assigns jobs to the remaining bus-rider group only (not the whole class): computers, papers, pencils, markers, desk-checker, floor/trash.</w:t>
+              <w:t xml:space="preserve">Assigns jobs to the remaining bus-rider group only (not the whole class): cart check (every Chromebook plugged in at its number), papers, pencils, markers, desk-checker, floor/trash.</w:t>
             </w:r>
             <w:r>
               <w:rPr>
@@ -1479,7 +1479,7 @@
           <w:vertAlign w:val="baseline"/>
           <w:rtl w:val="0"/>
         </w:rPr>
-        <w:t xml:space="preserve">Dry-erase boards stored vertically in the rolling-desk slot; pencils and computers stay on the desk until called.</w:t>
+        <w:t xml:space="preserve">Dry-erase boards stored vertically in the rolling-desk slot; pencils stay on the desk; each Chromebook goes into its numbered cart spot as its student leaves.</w:t>
       </w:r>
       <w:r>
         <w:rPr>
@@ -1616,7 +1616,7 @@
           <w:szCs w:val="21"/>
           <w:rtl w:val="0"/>
         </w:rPr>
-        <w:t xml:space="preserve">“Walkers, grab your things and head out — leave your computer and pencil right where they are.”</w:t>
+        <w:t xml:space="preserve">“Walkers, grab your things, plug your Chromebook into your number in the cart, and head out. Your pencil stays on the desk.”</w:t>
       </w:r>
       <w:r>
         <w:rPr>
@@ -1874,7 +1874,7 @@
           <w:szCs w:val="21"/>
           <w:rtl w:val="0"/>
         </w:rPr>
-        <w:t xml:space="preserve">“When you hear the announcement, that's your signal to start putting things away — but you stay in your seat. A few minutes later, I'll call walkers — if that's you, grab your things and head out, but leave your computer and pencil right where they are. Then car riders and aftercare go to the cafeteria, and after-school-activity kids go to the gym. Last, I'll walk bus riders out group by group — 6th through 8th first, then 3rd through 5th, then K through 2.”</w:t>
+        <w:t xml:space="preserve">“When you hear the announcement, that's your signal to start putting things away — but you stay in your seat. A few minutes later, I'll call walkers — if that's you, grab your things, plug your Chromebook into your number in the cart, and head out. Your pencil stays on the desk. Then car riders and aftercare go to the cafeteria, and after-school-activity kids go to the gym. Last, I'll walk bus riders out group by group: K through 2 first, then 3rd through 5th, then 6th through 8th. Every group plugs in Chromebooks on the way out.”</w:t>
       </w:r>
       <w:r>
         <w:rPr>

--- a/resources/systems/procedures/schoolwide/02-dismissal.docx
+++ b/resources/systems/procedures/schoolwide/02-dismissal.docx
@@ -143,200 +143,6 @@
         </w:rPr>
         <w:t xml:space="preserve">This also connects directly to Foundation 1: Adult Ownership. Amanda's session named three kinds of constancy — Emotional, Procedural, and Professional. Almost everything in this document is Procedural Constancy in action: proactively teaching expectations rather than reacting to their absence. Where a procedure leans more on Emotional Constancy (staying regulated, protecting dignity) or Professional Constancy (how adults coordinate with each other), it's named at the bottom of the card.</w:t>
       </w:r>
-      <w:r>
-        <w:rPr>
-          <w:rtl w:val="0"/>
-        </w:rPr>
-      </w:r>
-    </w:p>
-    <w:tbl>
-      <w:tblPr>
-        <w:tblStyle w:val="Table1"/>
-        <w:tblW w:w="10500.0" w:type="dxa"/>
-        <w:jc w:val="left"/>
-        <w:tblBorders>
-          <w:top w:color="d9d9d9" w:space="0" w:sz="4" w:val="single"/>
-          <w:left w:color="b3312c" w:space="0" w:sz="24" w:val="single"/>
-          <w:bottom w:color="d9d9d9" w:space="0" w:sz="4" w:val="single"/>
-          <w:right w:color="d9d9d9" w:space="0" w:sz="4" w:val="single"/>
-          <w:insideH w:color="000000" w:space="0" w:sz="0" w:val="nil"/>
-          <w:insideV w:color="000000" w:space="0" w:sz="0" w:val="nil"/>
-        </w:tblBorders>
-        <w:tblLayout w:type="fixed"/>
-        <w:tblLook w:val="0000"/>
-      </w:tblPr>
-      <w:tblGrid>
-        <w:gridCol w:w="10500"/>
-        <w:tblGridChange w:id="0">
-          <w:tblGrid>
-            <w:gridCol w:w="10500"/>
-          </w:tblGrid>
-        </w:tblGridChange>
-      </w:tblGrid>
-      <w:tr>
-        <w:trPr>
-          <w:cantSplit w:val="0"/>
-          <w:tblHeader w:val="0"/>
-        </w:trPr>
-        <w:tc>
-          <w:tcPr>
-            <w:shd w:fill="f2f2f2" w:val="clear"/>
-            <w:tcMar>
-              <w:top w:w="160.0" w:type="dxa"/>
-              <w:left w:w="200.0" w:type="dxa"/>
-              <w:bottom w:w="160.0" w:type="dxa"/>
-              <w:right w:w="200.0" w:type="dxa"/>
-            </w:tcMar>
-          </w:tcPr>
-          <w:p>
-            <w:pPr>
-              <w:spacing w:after="80" w:lineRule="auto"/>
-              <w:rPr/>
-            </w:pPr>
-            <w:r>
-              <w:rPr>
-                <w:rFonts w:ascii="Calibri" w:cs="Calibri" w:eastAsia="Calibri" w:hAnsi="Calibri"/>
-                <w:b w:val="1"/>
-                <w:bCs w:val="1"/>
-                <w:color w:val="b3312c"/>
-                <w:sz w:val="19"/>
-                <w:szCs w:val="19"/>
-                <w:rtl w:val="0"/>
-              </w:rPr>
-              <w:t xml:space="preserve">FORMAT NOTE</w:t>
-            </w:r>
-            <w:r>
-              <w:rPr>
-                <w:rtl w:val="0"/>
-              </w:rPr>
-            </w:r>
-          </w:p>
-          <w:p>
-            <w:pPr>
-              <w:spacing w:after="60" w:lineRule="auto"/>
-              <w:rPr/>
-            </w:pPr>
-            <w:r>
-              <w:rPr>
-                <w:rFonts w:ascii="Calibri" w:cs="Calibri" w:eastAsia="Calibri" w:hAnsi="Calibri"/>
-                <w:color w:val="1a1a1a"/>
-                <w:sz w:val="20"/>
-                <w:szCs w:val="20"/>
-                <w:rtl w:val="0"/>
-              </w:rPr>
-              <w:t xml:space="preserve">This follows the same shape used in the classroom-specific procedure cards — Teacher/Adult Does and Students Do, side by side. This is a school-wide procedure, not classroom-by-classroom, so there is no ‘Our Room’s Specifics’ column — the specification here is the specification, building-wide.</w:t>
-            </w:r>
-            <w:r>
-              <w:rPr>
-                <w:rtl w:val="0"/>
-              </w:rPr>
-            </w:r>
-          </w:p>
-        </w:tc>
-      </w:tr>
-    </w:tbl>
-    <w:p>
-      <w:pPr>
-        <w:spacing w:after="80" w:lineRule="auto"/>
-        <w:rPr/>
-      </w:pPr>
-      <w:r>
-        <w:rPr>
-          <w:rtl w:val="0"/>
-        </w:rPr>
-      </w:r>
-    </w:p>
-    <w:tbl>
-      <w:tblPr>
-        <w:tblStyle w:val="Table2"/>
-        <w:tblW w:w="10500.0" w:type="dxa"/>
-        <w:jc w:val="left"/>
-        <w:tblBorders>
-          <w:top w:color="d9d9d9" w:space="0" w:sz="4" w:val="single"/>
-          <w:left w:color="b3312c" w:space="0" w:sz="24" w:val="single"/>
-          <w:bottom w:color="d9d9d9" w:space="0" w:sz="4" w:val="single"/>
-          <w:right w:color="d9d9d9" w:space="0" w:sz="4" w:val="single"/>
-          <w:insideH w:color="000000" w:space="0" w:sz="0" w:val="nil"/>
-          <w:insideV w:color="000000" w:space="0" w:sz="0" w:val="nil"/>
-        </w:tblBorders>
-        <w:tblLayout w:type="fixed"/>
-        <w:tblLook w:val="0000"/>
-      </w:tblPr>
-      <w:tblGrid>
-        <w:gridCol w:w="10500"/>
-        <w:tblGridChange w:id="0">
-          <w:tblGrid>
-            <w:gridCol w:w="10500"/>
-          </w:tblGrid>
-        </w:tblGridChange>
-      </w:tblGrid>
-      <w:tr>
-        <w:trPr>
-          <w:cantSplit w:val="0"/>
-          <w:tblHeader w:val="0"/>
-        </w:trPr>
-        <w:tc>
-          <w:tcPr>
-            <w:shd w:fill="f2f2f2" w:val="clear"/>
-            <w:tcMar>
-              <w:top w:w="160.0" w:type="dxa"/>
-              <w:left w:w="200.0" w:type="dxa"/>
-              <w:bottom w:w="160.0" w:type="dxa"/>
-              <w:right w:w="200.0" w:type="dxa"/>
-            </w:tcMar>
-          </w:tcPr>
-          <w:p>
-            <w:pPr>
-              <w:spacing w:after="80" w:lineRule="auto"/>
-              <w:rPr/>
-            </w:pPr>
-            <w:r>
-              <w:rPr>
-                <w:rFonts w:ascii="Calibri" w:cs="Calibri" w:eastAsia="Calibri" w:hAnsi="Calibri"/>
-                <w:b w:val="1"/>
-                <w:bCs w:val="1"/>
-                <w:color w:val="b3312c"/>
-                <w:sz w:val="19"/>
-                <w:szCs w:val="19"/>
-                <w:rtl w:val="0"/>
-              </w:rPr>
-              <w:t xml:space="preserve">THIS IS A LIVING DOCUMENT</w:t>
-            </w:r>
-            <w:r>
-              <w:rPr>
-                <w:rtl w:val="0"/>
-              </w:rPr>
-            </w:r>
-          </w:p>
-          <w:p>
-            <w:pPr>
-              <w:spacing w:after="60" w:lineRule="auto"/>
-              <w:rPr/>
-            </w:pPr>
-            <w:r>
-              <w:rPr>
-                <w:rFonts w:ascii="Calibri" w:cs="Calibri" w:eastAsia="Calibri" w:hAnsi="Calibri"/>
-                <w:color w:val="1a1a1a"/>
-                <w:sz w:val="20"/>
-                <w:szCs w:val="20"/>
-                <w:rtl w:val="0"/>
-              </w:rPr>
-              <w:t xml:space="preserve">A few specifics in this document were genuinely undecided when it was written. Rather than leave them blank, a call was made so staff have one clear answer to teach and hold — those calls are marked ✎ throughout. None of them are permanent. If one doesn’t hold up in practice, revise it and move on — that’s expected, not a failure of the plan.</w:t>
-            </w:r>
-            <w:r>
-              <w:rPr>
-                <w:rtl w:val="0"/>
-              </w:rPr>
-            </w:r>
-          </w:p>
-        </w:tc>
-      </w:tr>
-    </w:tbl>
-    <w:p>
-      <w:pPr>
-        <w:spacing w:after="80" w:lineRule="auto"/>
-        <w:rPr/>
-      </w:pPr>
       <w:r>
         <w:rPr>
           <w:rtl w:val="0"/>
@@ -1681,7 +1487,7 @@
           <w:szCs w:val="40"/>
           <w:rtl w:val="0"/>
         </w:rPr>
-        <w:t xml:space="preserve">Teaching Dismissal: Sample Script</w:t>
+        <w:t>Teaching Dismissal: Script</w:t>
       </w:r>
       <w:r>
         <w:rPr>
@@ -1706,7 +1512,7 @@
           <w:szCs w:val="21"/>
           <w:rtl w:val="0"/>
         </w:rPr>
-        <w:t xml:space="preserve">This is a sample script. It's meant to be taught, not read verbatim — add your own school's language, examples, and personality before you use it. This example walks through the full sequence, announcement to bus line, so adapt the pacing if your team teaches it in pieces.</w:t>
+        <w:t>Use this script to teach the routine. It walks through the full sequence, from the announcement to the bus line.</w:t>
       </w:r>
       <w:r>
         <w:rPr>
@@ -2438,31 +2244,6 @@
           <w:rtl w:val="0"/>
         </w:rPr>
         <w:t xml:space="preserve">Expect K–2 pacing to lag the posted times at first — that's expected, not a sign the routine isn't working. Hold the sequence anyway and let pacing catch up.</w:t>
-      </w:r>
-      <w:r>
-        <w:rPr>
-          <w:rtl w:val="0"/>
-        </w:rPr>
-      </w:r>
-    </w:p>
-    <w:p>
-      <w:pPr>
-        <w:spacing w:after="120" w:before="0" w:lineRule="auto"/>
-        <w:rPr/>
-      </w:pPr>
-      <w:r>
-        <w:rPr>
-          <w:rFonts w:ascii="Calibri" w:cs="Calibri" w:eastAsia="Calibri" w:hAnsi="Calibri"/>
-          <w:b w:val="0"/>
-          <w:bCs w:val="0"/>
-          <w:i w:val="1"/>
-          <w:iCs w:val="1"/>
-          <w:color w:val="1a1a1a"/>
-          <w:sz w:val="21"/>
-          <w:szCs w:val="21"/>
-          <w:rtl w:val="0"/>
-        </w:rPr>
-        <w:t xml:space="preserve">Personalize before you teach it: use your own room's grouping (walkers, car riders, aftercare, activities) and the language your students already know.</w:t>
       </w:r>
       <w:r>
         <w:rPr>
